--- a/downloads/documents/04 Units/Unit 01 - Nutrition and Wellness - Kitchen Skills and Smart Eating/Lesson 01.19 - Peer Math Check and MyPlate Check.docx
+++ b/downloads/documents/04 Units/Unit 01 - Nutrition and Wellness - Kitchen Skills and Smart Eating/Lesson 01.19 - Peer Math Check and MyPlate Check.docx
@@ -300,7 +300,7 @@
         <w:t xml:space="preserve"> </w:t>
       </w:r>
       <w:r>
-        <w:t xml:space="preserve">Tier 3 (FACS): running total, unit price, MyPlate groups, budget cap, peer check. See the unit vocabulary list for Turkish, Portuguese, and Spanish.</w:t>
+        <w:t xml:space="preserve">Tier 3 (FACS): running total, unit price, MyPlate groups, budget cap, peer check. See the unit vocabulary list for the Spanish column.</w:t>
       </w:r>
     </w:p>
     <w:p>
@@ -1181,7 +1181,7 @@
         <w:t xml:space="preserve"> </w:t>
       </w:r>
       <w:r>
-        <w:t xml:space="preserve">in English, Turkish, Portuguese, and Spanish, to be verified by a native speaker); the checking roles let an ELL student verify numbers in the circular, which needs no English beyond the product names.</w:t>
+        <w:t xml:space="preserve">in English and Spanish, to be verified by a native speaker); the checking roles let an ELL student verify numbers in the circular, which needs no English beyond the product names.</w:t>
       </w:r>
     </w:p>
     <w:p>
@@ -1758,7 +1758,7 @@
     <w:sectPr>
       <w:headerReference w:type="default" r:id="rId9"/>
       <w:pgSz w:w="12240" w:h="15840"/>
-      <w:pgMar w:top="1440" w:bottom="1440" w:left="1440" w:right="1440" w:header="504"/>
+      <w:pgMar w:top="1152" w:bottom="1152" w:left="1152" w:right="1152" w:header="504"/>
     </w:sectPr>
   </w:body>
 </w:document>
